--- a/docs/faceman2memo.docx
+++ b/docs/faceman2memo.docx
@@ -129,11 +129,6 @@
       </w:r>
     </w:p>
     <w:p>
-      <w:pPr>
-        <w:rPr>
-          <w:rFonts w:hint="eastAsia"/>
-        </w:rPr>
-      </w:pPr>
       <w:hyperlink r:id="rId7" w:history="1">
         <w:r>
           <w:rPr>
